--- a/отчеты/Отчет по 7 лабе соп Курцева.docx
+++ b/отчеты/Отчет по 7 лабе соп Курцева.docx
@@ -1110,7 +1110,6 @@
         </w:rPr>
       </w:pPr>
       <w:bookmarkStart w:id="0" w:name="_Toc232262061"/>
-      <w:proofErr w:type="spellStart"/>
       <w:r>
         <w:rPr>
           <w:b/>
@@ -1120,7 +1119,6 @@
         <w:t>gRPC</w:t>
       </w:r>
       <w:bookmarkEnd w:id="0"/>
-      <w:proofErr w:type="spellEnd"/>
     </w:p>
     <w:p>
       <w:pPr>
@@ -1138,14 +1136,12 @@
       <w:r>
         <w:t xml:space="preserve"> коммуникации по протоколу </w:t>
       </w:r>
-      <w:proofErr w:type="spellStart"/>
       <w:r>
         <w:rPr>
           <w:lang w:val="en-US"/>
         </w:rPr>
         <w:t>gRPC</w:t>
       </w:r>
-      <w:proofErr w:type="spellEnd"/>
       <w:r>
         <w:t xml:space="preserve"> </w:t>
       </w:r>
@@ -1276,14 +1272,12 @@
       <w:r>
         <w:t xml:space="preserve">добавляется синхронная связь между сервисами. Асинхронное событие инициирует синхронный </w:t>
       </w:r>
-      <w:proofErr w:type="spellStart"/>
       <w:r>
         <w:rPr>
           <w:lang w:val="en-US"/>
         </w:rPr>
         <w:t>gRPC</w:t>
       </w:r>
-      <w:proofErr w:type="spellEnd"/>
       <w:r>
         <w:t>-</w:t>
       </w:r>
@@ -1295,15 +1289,42 @@
       <w:pPr>
         <w:pStyle w:val="ab"/>
         <w:spacing w:line="360" w:lineRule="auto"/>
+      </w:pPr>
+      <w:r>
         <w:rPr>
           <w:lang w:val="en-US"/>
         </w:rPr>
-      </w:pPr>
+        <w:t>Demo</w:t>
+      </w:r>
+      <w:r>
+        <w:t>-</w:t>
+      </w:r>
       <w:r>
         <w:rPr>
           <w:lang w:val="en-US"/>
         </w:rPr>
-        <w:t>Demo</w:t>
+        <w:t>rest</w:t>
+      </w:r>
+      <w:r>
+        <w:t xml:space="preserve"> </w:t>
+      </w:r>
+      <w:r>
+        <w:t xml:space="preserve">публикует событие о том, что книга создана в </w:t>
+      </w:r>
+      <w:r>
+        <w:rPr>
+          <w:lang w:val="en-US"/>
+        </w:rPr>
+        <w:t>RabbitMQ</w:t>
+      </w:r>
+      <w:r>
+        <w:t xml:space="preserve">, </w:t>
+      </w:r>
+      <w:r>
+        <w:rPr>
+          <w:lang w:val="en-US"/>
+        </w:rPr>
+        <w:t>grpc</w:t>
       </w:r>
       <w:r>
         <w:t>-</w:t>
@@ -1312,79 +1333,41 @@
         <w:rPr>
           <w:lang w:val="en-US"/>
         </w:rPr>
-        <w:t>rest</w:t>
+        <w:t>enrichment</w:t>
+      </w:r>
+      <w:r>
+        <w:t>-</w:t>
+      </w:r>
+      <w:r>
+        <w:rPr>
+          <w:lang w:val="en-US"/>
+        </w:rPr>
+        <w:t>client</w:t>
       </w:r>
       <w:r>
         <w:t xml:space="preserve"> </w:t>
       </w:r>
       <w:r>
-        <w:t xml:space="preserve">публикует событие о том, что книга создана в </w:t>
-      </w:r>
-      <w:proofErr w:type="spellStart"/>
+        <w:t xml:space="preserve">слушает очередь, получает событие. Формирует </w:t>
+      </w:r>
       <w:r>
         <w:rPr>
           <w:lang w:val="en-US"/>
         </w:rPr>
+        <w:t>gRPC</w:t>
+      </w:r>
+      <w:r>
+        <w:t>-</w:t>
+      </w:r>
+      <w:r>
+        <w:t xml:space="preserve">запрос и вызывает сервер, который выполняет аналитику. Получает ответ и публикует обогащённое событие обратно в </w:t>
+      </w:r>
+      <w:r>
+        <w:rPr>
+          <w:lang w:val="en-US"/>
+        </w:rPr>
         <w:t>RabbitMQ</w:t>
       </w:r>
-      <w:proofErr w:type="spellEnd"/>
-      <w:r>
-        <w:t xml:space="preserve">, </w:t>
-      </w:r>
-      <w:proofErr w:type="spellStart"/>
-      <w:r>
-        <w:rPr>
-          <w:lang w:val="en-US"/>
-        </w:rPr>
-        <w:t>grpc</w:t>
-      </w:r>
-      <w:proofErr w:type="spellEnd"/>
-      <w:r>
-        <w:t>-</w:t>
-      </w:r>
-      <w:r>
-        <w:rPr>
-          <w:lang w:val="en-US"/>
-        </w:rPr>
-        <w:t>enrichment</w:t>
-      </w:r>
-      <w:r>
-        <w:t>-</w:t>
-      </w:r>
-      <w:r>
-        <w:rPr>
-          <w:lang w:val="en-US"/>
-        </w:rPr>
-        <w:t>client</w:t>
-      </w:r>
-      <w:r>
-        <w:t xml:space="preserve"> </w:t>
-      </w:r>
-      <w:r>
-        <w:t xml:space="preserve">слушает очередь, получает событие. Формирует </w:t>
-      </w:r>
-      <w:proofErr w:type="spellStart"/>
-      <w:r>
-        <w:rPr>
-          <w:lang w:val="en-US"/>
-        </w:rPr>
-        <w:t>gRPC</w:t>
-      </w:r>
-      <w:proofErr w:type="spellEnd"/>
-      <w:r>
-        <w:t>-</w:t>
-      </w:r>
-      <w:r>
-        <w:t xml:space="preserve">запрос и вызывает сервер, который выполняет аналитику. Получает ответ и публикует обогащённое событие обратно в </w:t>
-      </w:r>
-      <w:proofErr w:type="spellStart"/>
-      <w:r>
-        <w:rPr>
-          <w:lang w:val="en-US"/>
-        </w:rPr>
-        <w:t>RabbitMQ</w:t>
-      </w:r>
-      <w:proofErr w:type="spellEnd"/>
       <w:r>
         <w:t>.</w:t>
       </w:r>
@@ -1492,14 +1475,12 @@
       <w:r>
         <w:t xml:space="preserve">В проекте используется такой тип </w:t>
       </w:r>
-      <w:proofErr w:type="spellStart"/>
       <w:r>
         <w:rPr>
           <w:lang w:val="en-US"/>
         </w:rPr>
         <w:t>gRPC</w:t>
       </w:r>
-      <w:proofErr w:type="spellEnd"/>
       <w:r>
         <w:t xml:space="preserve">, </w:t>
       </w:r>
@@ -1647,6 +1628,10 @@
         <w:spacing w:line="360" w:lineRule="auto"/>
       </w:pPr>
       <w:r>
+        <w:rPr>
+          <w:noProof/>
+          <w:lang w:eastAsia="ru-RU"/>
+        </w:rPr>
         <w:drawing>
           <wp:inline distT="0" distB="0" distL="0" distR="0" wp14:anchorId="73E20628" wp14:editId="3FECA143">
             <wp:extent cx="5745692" cy="2219047"/>
@@ -1835,7 +1820,8 @@
       <w:r>
         <w:rPr>
           <w:rFonts w:cs="Times New Roman"/>
-          <w:lang w:val="en-US"/>
+          <w:noProof/>
+          <w:lang w:eastAsia="ru-RU"/>
         </w:rPr>
         <w:drawing>
           <wp:inline distT="0" distB="0" distL="0" distR="0" wp14:anchorId="2E580943" wp14:editId="4878D898">
@@ -1923,6 +1909,8 @@
       <w:r>
         <w:rPr>
           <w:rFonts w:cs="Times New Roman"/>
+          <w:noProof/>
+          <w:lang w:eastAsia="ru-RU"/>
         </w:rPr>
         <w:drawing>
           <wp:inline distT="0" distB="0" distL="0" distR="0" wp14:anchorId="01EA4B8A" wp14:editId="04D22108">
@@ -1997,6 +1985,8 @@
       <w:r>
         <w:rPr>
           <w:rFonts w:cs="Times New Roman"/>
+          <w:noProof/>
+          <w:lang w:eastAsia="ru-RU"/>
         </w:rPr>
         <w:drawing>
           <wp:inline distT="0" distB="0" distL="0" distR="0" wp14:anchorId="3CEA6CC4" wp14:editId="26BDFFB1">
@@ -2075,7 +2065,6 @@
         <w:lastRenderedPageBreak/>
         <w:t xml:space="preserve">Захожу в </w:t>
       </w:r>
-      <w:proofErr w:type="spellStart"/>
       <w:r>
         <w:rPr>
           <w:rFonts w:cs="Times New Roman"/>
@@ -2083,7 +2072,6 @@
         </w:rPr>
         <w:t>RabbitMQ</w:t>
       </w:r>
-      <w:proofErr w:type="spellEnd"/>
       <w:r>
         <w:rPr>
           <w:rFonts w:cs="Times New Roman"/>
@@ -2107,7 +2095,8 @@
       <w:r>
         <w:rPr>
           <w:rFonts w:cs="Times New Roman"/>
-          <w:lang w:val="en-US"/>
+          <w:noProof/>
+          <w:lang w:eastAsia="ru-RU"/>
         </w:rPr>
         <w:drawing>
           <wp:inline distT="0" distB="0" distL="0" distR="0" wp14:anchorId="1CB0E117" wp14:editId="782D0332">
@@ -2411,7 +2400,6 @@
         </w:rPr>
         <w:t xml:space="preserve"> </w:t>
       </w:r>
-      <w:proofErr w:type="spellStart"/>
       <w:r>
         <w:rPr>
           <w:rFonts w:cs="Times New Roman"/>
@@ -2419,7 +2407,6 @@
         </w:rPr>
         <w:t>grpc</w:t>
       </w:r>
-      <w:proofErr w:type="spellEnd"/>
       <w:r>
         <w:rPr>
           <w:rFonts w:cs="Times New Roman"/>
@@ -2493,6 +2480,8 @@
       <w:r>
         <w:rPr>
           <w:rFonts w:cs="Times New Roman"/>
+          <w:noProof/>
+          <w:lang w:eastAsia="ru-RU"/>
         </w:rPr>
         <w:lastRenderedPageBreak/>
         <w:drawing>
@@ -2567,6 +2556,8 @@
       <w:r>
         <w:rPr>
           <w:rFonts w:cs="Times New Roman"/>
+          <w:noProof/>
+          <w:lang w:eastAsia="ru-RU"/>
         </w:rPr>
         <w:drawing>
           <wp:inline distT="0" distB="0" distL="0" distR="0" wp14:anchorId="0DF76EE9" wp14:editId="1823B963">
@@ -2659,6 +2650,8 @@
       <w:r>
         <w:rPr>
           <w:rFonts w:cs="Times New Roman"/>
+          <w:noProof/>
+          <w:lang w:eastAsia="ru-RU"/>
         </w:rPr>
         <w:drawing>
           <wp:inline distT="0" distB="0" distL="0" distR="0" wp14:anchorId="722BAF68" wp14:editId="54C8E73C">
@@ -2748,7 +2741,6 @@
         </w:rPr>
         <w:t xml:space="preserve">Событие было получено, был произведен вызов </w:t>
       </w:r>
-      <w:proofErr w:type="spellStart"/>
       <w:r>
         <w:rPr>
           <w:rFonts w:cs="Times New Roman"/>
@@ -2756,7 +2748,6 @@
         </w:rPr>
         <w:t>grpc</w:t>
       </w:r>
-      <w:proofErr w:type="spellEnd"/>
       <w:r>
         <w:rPr>
           <w:rFonts w:cs="Times New Roman"/>
@@ -2773,6 +2764,8 @@
       <w:r>
         <w:rPr>
           <w:rFonts w:cs="Times New Roman"/>
+          <w:noProof/>
+          <w:lang w:eastAsia="ru-RU"/>
         </w:rPr>
         <w:drawing>
           <wp:inline distT="0" distB="0" distL="0" distR="0" wp14:anchorId="48D3EF92" wp14:editId="5888144B">
@@ -2836,7 +2829,6 @@
         </w:rPr>
         <w:t xml:space="preserve">Был произведен </w:t>
       </w:r>
-      <w:proofErr w:type="spellStart"/>
       <w:r>
         <w:rPr>
           <w:rFonts w:cs="Times New Roman"/>
@@ -2844,7 +2836,6 @@
         </w:rPr>
         <w:t>grpc</w:t>
       </w:r>
-      <w:proofErr w:type="spellEnd"/>
       <w:r>
         <w:rPr>
           <w:rFonts w:cs="Times New Roman"/>
@@ -2867,6 +2858,8 @@
       <w:r>
         <w:rPr>
           <w:rFonts w:cs="Times New Roman"/>
+          <w:noProof/>
+          <w:lang w:eastAsia="ru-RU"/>
         </w:rPr>
         <w:drawing>
           <wp:inline distT="0" distB="0" distL="0" distR="0" wp14:anchorId="3F94D2E5" wp14:editId="075A3494">
@@ -2930,7 +2923,6 @@
         </w:rPr>
         <w:t xml:space="preserve">Видно то, что вся цепочка отработала. Событие отправилось, пришло в </w:t>
       </w:r>
-      <w:proofErr w:type="spellStart"/>
       <w:r>
         <w:rPr>
           <w:rFonts w:cs="Times New Roman"/>
@@ -2938,7 +2930,6 @@
         </w:rPr>
         <w:t>grpc</w:t>
       </w:r>
-      <w:proofErr w:type="spellEnd"/>
       <w:r>
         <w:rPr>
           <w:rFonts w:cs="Times New Roman"/>
@@ -2964,7 +2955,6 @@
         </w:rPr>
         <w:t xml:space="preserve">сервис, вызвался метод аналитики </w:t>
       </w:r>
-      <w:proofErr w:type="spellStart"/>
       <w:r>
         <w:rPr>
           <w:rFonts w:cs="Times New Roman"/>
@@ -2972,7 +2962,6 @@
         </w:rPr>
         <w:t>grpc</w:t>
       </w:r>
-      <w:proofErr w:type="spellEnd"/>
       <w:r>
         <w:rPr>
           <w:rFonts w:cs="Times New Roman"/>
@@ -3107,6 +3096,8 @@
       <w:r>
         <w:rPr>
           <w:rFonts w:cs="Times New Roman"/>
+          <w:noProof/>
+          <w:lang w:eastAsia="ru-RU"/>
         </w:rPr>
         <w:lastRenderedPageBreak/>
         <w:drawing>
@@ -3242,6 +3233,8 @@
       <w:r>
         <w:rPr>
           <w:rFonts w:cs="Times New Roman"/>
+          <w:noProof/>
+          <w:lang w:eastAsia="ru-RU"/>
         </w:rPr>
         <w:drawing>
           <wp:inline distT="0" distB="0" distL="0" distR="0" wp14:anchorId="53D43CDC" wp14:editId="1DCB11BD">
@@ -3321,6 +3314,8 @@
       <w:r>
         <w:rPr>
           <w:rFonts w:cs="Times New Roman"/>
+          <w:noProof/>
+          <w:lang w:eastAsia="ru-RU"/>
         </w:rPr>
         <w:drawing>
           <wp:inline distT="0" distB="0" distL="0" distR="0" wp14:anchorId="50EB9210" wp14:editId="3B322573">
@@ -3812,8 +3807,6 @@
         </w:rPr>
         <w:t>gRPC</w:t>
       </w:r>
-      <w:bookmarkStart w:id="3" w:name="_GoBack"/>
-      <w:bookmarkEnd w:id="3"/>
       <w:r>
         <w:rPr>
           <w:rFonts w:cs="Times New Roman"/>
@@ -3840,7 +3833,7 @@
             <w:rStyle w:val="a9"/>
             <w:lang w:val="en-US"/>
           </w:rPr>
-          <w:t>https://github.com/VaryaKurtseva/AbonementFitness/tree/main/demo-rmq-1.0</w:t>
+          <w:t>https://github.com/VaryaKurtseva/AbonementFitness/tree/main/grpc_all</w:t>
         </w:r>
       </w:hyperlink>
     </w:p>
@@ -3851,6 +3844,8 @@
           <w:lang w:val="en-US"/>
         </w:rPr>
       </w:pPr>
+      <w:bookmarkStart w:id="3" w:name="_GoBack"/>
+      <w:bookmarkEnd w:id="3"/>
     </w:p>
     <w:sectPr>
       <w:footerReference w:type="default" r:id="rId27"/>
@@ -3899,6 +3894,7 @@
         <w:docPartUnique/>
       </w:docPartObj>
     </w:sdtPr>
+    <w:sdtEndPr/>
     <w:sdtContent>
       <w:p>
         <w:pPr>
@@ -6663,6 +6659,7 @@
   <w:style w:type="character" w:default="1" w:styleId="a0">
     <w:name w:val="Default Paragraph Font"/>
     <w:uiPriority w:val="1"/>
+    <w:semiHidden/>
     <w:unhideWhenUsed/>
   </w:style>
   <w:style w:type="table" w:default="1" w:styleId="a1">
@@ -7293,7 +7290,7 @@
 </file>
 
 <file path=customXml/itemProps1.xml><?xml version="1.0" encoding="utf-8"?>
-<ds:datastoreItem xmlns:ds="http://schemas.openxmlformats.org/officeDocument/2006/customXml" ds:itemID="{521B1AF1-AEC8-4673-9883-F6A7C48853F3}">
+<ds:datastoreItem xmlns:ds="http://schemas.openxmlformats.org/officeDocument/2006/customXml" ds:itemID="{1B07CAF5-CCF8-46E4-96F0-D3B7F304A785}">
   <ds:schemaRefs>
     <ds:schemaRef ds:uri="http://schemas.openxmlformats.org/officeDocument/2006/bibliography"/>
   </ds:schemaRefs>

--- a/отчеты/Отчет по 7 лабе соп Курцева.docx
+++ b/отчеты/Отчет по 7 лабе соп Курцева.docx
@@ -431,7 +431,17 @@
           <w:bCs/>
           <w:szCs w:val="28"/>
         </w:rPr>
-        <w:t>.Н.</w:t>
+        <w:t>.А</w:t>
+      </w:r>
+      <w:bookmarkStart w:id="0" w:name="_GoBack"/>
+      <w:bookmarkEnd w:id="0"/>
+      <w:r>
+        <w:rPr>
+          <w:b/>
+          <w:bCs/>
+          <w:szCs w:val="28"/>
+        </w:rPr>
+        <w:t>.</w:t>
       </w:r>
     </w:p>
     <w:p>
@@ -1109,7 +1119,7 @@
           <w:b/>
         </w:rPr>
       </w:pPr>
-      <w:bookmarkStart w:id="0" w:name="_Toc232262061"/>
+      <w:bookmarkStart w:id="1" w:name="_Toc232262061"/>
       <w:r>
         <w:rPr>
           <w:b/>
@@ -1118,7 +1128,7 @@
         <w:lastRenderedPageBreak/>
         <w:t>gRPC</w:t>
       </w:r>
-      <w:bookmarkEnd w:id="0"/>
+      <w:bookmarkEnd w:id="1"/>
     </w:p>
     <w:p>
       <w:pPr>
@@ -1520,7 +1530,7 @@
           <w:b/>
         </w:rPr>
       </w:pPr>
-      <w:bookmarkStart w:id="1" w:name="_Toc232262062"/>
+      <w:bookmarkStart w:id="2" w:name="_Toc232262062"/>
       <w:r>
         <w:rPr>
           <w:b/>
@@ -1528,7 +1538,7 @@
         <w:lastRenderedPageBreak/>
         <w:t>Практический разбор</w:t>
       </w:r>
-      <w:bookmarkEnd w:id="1"/>
+      <w:bookmarkEnd w:id="2"/>
     </w:p>
     <w:p>
       <w:pPr>
@@ -3758,7 +3768,7 @@
           <w:rFonts w:cs="Times New Roman"/>
         </w:rPr>
       </w:pPr>
-      <w:bookmarkStart w:id="2" w:name="_Toc232262063"/>
+      <w:bookmarkStart w:id="3" w:name="_Toc232262063"/>
       <w:r>
         <w:rPr>
           <w:rFonts w:cs="Times New Roman"/>
@@ -3766,7 +3776,7 @@
         <w:lastRenderedPageBreak/>
         <w:t>Приложение А</w:t>
       </w:r>
-      <w:bookmarkEnd w:id="2"/>
+      <w:bookmarkEnd w:id="3"/>
     </w:p>
     <w:p>
       <w:pPr>
@@ -3844,8 +3854,6 @@
           <w:lang w:val="en-US"/>
         </w:rPr>
       </w:pPr>
-      <w:bookmarkStart w:id="3" w:name="_GoBack"/>
-      <w:bookmarkEnd w:id="3"/>
     </w:p>
     <w:sectPr>
       <w:footerReference w:type="default" r:id="rId27"/>
@@ -7290,7 +7298,7 @@
 </file>
 
 <file path=customXml/itemProps1.xml><?xml version="1.0" encoding="utf-8"?>
-<ds:datastoreItem xmlns:ds="http://schemas.openxmlformats.org/officeDocument/2006/customXml" ds:itemID="{1B07CAF5-CCF8-46E4-96F0-D3B7F304A785}">
+<ds:datastoreItem xmlns:ds="http://schemas.openxmlformats.org/officeDocument/2006/customXml" ds:itemID="{F766CDDE-06C6-43A8-8065-D7831D3D4894}">
   <ds:schemaRefs>
     <ds:schemaRef ds:uri="http://schemas.openxmlformats.org/officeDocument/2006/bibliography"/>
   </ds:schemaRefs>
